--- a/머신러닝-데이터분석-기초/머신러닝_프로세스와_데이터분할_학습지.docx
+++ b/머신러닝-데이터분석-기초/머신러닝_프로세스와_데이터분할_학습지.docx
@@ -3157,428 +3157,6 @@
         </w:tc>
       </w:tr>
     </w:tbl>
-    <w:p>
-      <w:r>
-        <w:br w:type="page"/>
-      </w:r>
-    </w:p>
-    <w:p>
-      <w:pPr>
-        <w:pStyle w:val="Heading1"/>
-      </w:pPr>
-      <w:r>
-        <w:t xml:space="preserve">6. 확인 퀴즈</w:t>
-      </w:r>
-    </w:p>
-    <w:p>
-      <w:pPr>
-        <w:spacing w:after="120" w:line="276"/>
-      </w:pPr>
-      <w:r>
-        <w:t xml:space="preserve">총 10문항. 풀어본 뒤 다음 페이지 정답으로 채점하세요.</w:t>
-      </w:r>
-    </w:p>
-    <w:p>
-      <w:pPr>
-        <w:pStyle w:val="ListParagraph"/>
-        <w:numPr>
-          <w:ilvl w:val="0"/>
-          <w:numId w:val="3"/>
-        </w:numPr>
-        <w:spacing w:after="80" w:line="264"/>
-      </w:pPr>
-      <w:r>
-        <w:t xml:space="preserve">머신러닝 프로세스 6단계를 순서대로 쓰시오.</w:t>
-      </w:r>
-    </w:p>
-    <w:p>
-      <w:pPr>
-        <w:pStyle w:val="ListParagraph"/>
-        <w:numPr>
-          <w:ilvl w:val="0"/>
-          <w:numId w:val="3"/>
-        </w:numPr>
-        <w:spacing w:after="80" w:line="264"/>
-      </w:pPr>
-      <w:r>
-        <w:t xml:space="preserve">'생년월일'로 '나이' 변수를 새로 만드는 작업은 어느 단계에 속하며 무엇이라 부르는가?</w:t>
-      </w:r>
-    </w:p>
-    <w:p>
-      <w:pPr>
-        <w:pStyle w:val="ListParagraph"/>
-        <w:numPr>
-          <w:ilvl w:val="0"/>
-          <w:numId w:val="3"/>
-        </w:numPr>
-        <w:spacing w:after="80" w:line="264"/>
-      </w:pPr>
-      <w:r>
-        <w:t xml:space="preserve">나이(0~100)와 연봉(수억)처럼 단위 차이가 큰 변수를 같은 범위로 맞추는 전처리는?</w:t>
-      </w:r>
-    </w:p>
-    <w:p>
-      <w:pPr>
-        <w:pStyle w:val="ListParagraph"/>
-        <w:numPr>
-          <w:ilvl w:val="0"/>
-          <w:numId w:val="3"/>
-        </w:numPr>
-        <w:spacing w:after="80" w:line="264"/>
-      </w:pPr>
-      <w:r>
-        <w:t xml:space="preserve">암 진단처럼 실제 환자를 놓치면 안 되는 상황에서 특히 중요한 분류 지표는?</w:t>
-      </w:r>
-    </w:p>
-    <w:p>
-      <w:pPr>
-        <w:pStyle w:val="ListParagraph"/>
-        <w:numPr>
-          <w:ilvl w:val="0"/>
-          <w:numId w:val="3"/>
-        </w:numPr>
-        <w:spacing w:after="80" w:line="264"/>
-      </w:pPr>
-      <w:r>
-        <w:t xml:space="preserve">정확도(Accuracy)가 높아도 신뢰하기 어려운 대표적 상황은?</w:t>
-      </w:r>
-    </w:p>
-    <w:p>
-      <w:pPr>
-        <w:pStyle w:val="ListParagraph"/>
-        <w:numPr>
-          <w:ilvl w:val="0"/>
-          <w:numId w:val="3"/>
-        </w:numPr>
-        <w:spacing w:after="80" w:line="264"/>
-      </w:pPr>
-      <w:r>
-        <w:t xml:space="preserve">훈련 점수는 높은데 테스트 점수가 크게 낮다면 무슨 상태이며 해결책 하나는?</w:t>
-      </w:r>
-    </w:p>
-    <w:p>
-      <w:pPr>
-        <w:pStyle w:val="ListParagraph"/>
-        <w:numPr>
-          <w:ilvl w:val="0"/>
-          <w:numId w:val="3"/>
-        </w:numPr>
-        <w:spacing w:after="80" w:line="264"/>
-      </w:pPr>
-      <w:r>
-        <w:t xml:space="preserve">훈련·테스트 점수가 모두 낮다면 무슨 상태인가?</w:t>
-      </w:r>
-    </w:p>
-    <w:p>
-      <w:pPr>
-        <w:pStyle w:val="ListParagraph"/>
-        <w:numPr>
-          <w:ilvl w:val="0"/>
-          <w:numId w:val="3"/>
-        </w:numPr>
-        <w:spacing w:after="80" w:line="264"/>
-      </w:pPr>
-      <w:r>
-        <w:t xml:space="preserve">테스트 데이터는 언제, 몇 번 사용해야 하는가?</w:t>
-      </w:r>
-    </w:p>
-    <w:p>
-      <w:pPr>
-        <w:pStyle w:val="ListParagraph"/>
-        <w:numPr>
-          <w:ilvl w:val="0"/>
-          <w:numId w:val="3"/>
-        </w:numPr>
-        <w:spacing w:after="80" w:line="264"/>
-      </w:pPr>
-      <w:r>
-        <w:t xml:space="preserve">train_test_split을 두 번 써서 6:2:2로 만들 때, 두 번째 test_size는 얼마이며 그 이유는?</w:t>
-      </w:r>
-    </w:p>
-    <w:p>
-      <w:pPr>
-        <w:pStyle w:val="ListParagraph"/>
-        <w:numPr>
-          <w:ilvl w:val="0"/>
-          <w:numId w:val="3"/>
-        </w:numPr>
-        <w:spacing w:after="80" w:line="264"/>
-      </w:pPr>
-      <w:r>
-        <w:t xml:space="preserve">불균형 분류 데이터에서 클래스 비율을 유지하며 분할하려면 어떤 옵션을 쓰는가?</w:t>
-      </w:r>
-    </w:p>
-    <w:p>
-      <w:r>
-        <w:br w:type="page"/>
-      </w:r>
-    </w:p>
-    <w:p>
-      <w:pPr>
-        <w:pStyle w:val="Heading1"/>
-      </w:pPr>
-      <w:r>
-        <w:t xml:space="preserve">정답 및 해설</w:t>
-      </w:r>
-    </w:p>
-    <w:p>
-      <w:pPr>
-        <w:shd w:fill="E2EFDA" w:val="clear"/>
-        <w:spacing w:after="100" w:line="264"/>
-      </w:pPr>
-      <w:r>
-        <w:rPr>
-          <w:b/>
-          <w:bCs/>
-          <w:color w:val="375623"/>
-        </w:rPr>
-        <w:t xml:space="preserve">1. </w:t>
-      </w:r>
-      <w:r>
-        <w:rPr>
-          <w:b/>
-          <w:bCs/>
-        </w:rPr>
-        <w:t xml:space="preserve">① 문제 정의 → ② 데이터 수집·EDA → ③ 전처리·특징 엔지니어링 → ④ 모델 선택·학습 → ⑤ 모델 평가 → ⑥ 배포·모니터링</w:t>
-      </w:r>
-      <w:r>
-        <w:t xml:space="preserve">.</w:t>
-      </w:r>
-    </w:p>
-    <w:p>
-      <w:pPr>
-        <w:shd w:fill="E2EFDA" w:val="clear"/>
-        <w:spacing w:after="100" w:line="264"/>
-      </w:pPr>
-      <w:r>
-        <w:rPr>
-          <w:b/>
-          <w:bCs/>
-          <w:color w:val="375623"/>
-        </w:rPr>
-        <w:t xml:space="preserve">2. </w:t>
-      </w:r>
-      <w:r>
-        <w:rPr>
-          <w:b/>
-          <w:bCs/>
-        </w:rPr>
-        <w:t xml:space="preserve">③ 전처리·특징 엔지니어링</w:t>
-      </w:r>
-      <w:r>
-        <w:t xml:space="preserve"> 단계, </w:t>
-      </w:r>
-      <w:r>
-        <w:rPr>
-          <w:b/>
-          <w:bCs/>
-        </w:rPr>
-        <w:t xml:space="preserve">파생 변수 생성(Feature Engineering)</w:t>
-      </w:r>
-      <w:r>
-        <w:t xml:space="preserve">.</w:t>
-      </w:r>
-    </w:p>
-    <w:p>
-      <w:pPr>
-        <w:shd w:fill="E2EFDA" w:val="clear"/>
-        <w:spacing w:after="100" w:line="264"/>
-      </w:pPr>
-      <w:r>
-        <w:rPr>
-          <w:b/>
-          <w:bCs/>
-          <w:color w:val="375623"/>
-        </w:rPr>
-        <w:t xml:space="preserve">3. </w:t>
-      </w:r>
-      <w:r>
-        <w:rPr>
-          <w:b/>
-          <w:bCs/>
-        </w:rPr>
-        <w:t xml:space="preserve">스케일링(Feature Scaling)</w:t>
-      </w:r>
-      <w:r>
-        <w:t xml:space="preserve"> — 정규화 또는 표준화.</w:t>
-      </w:r>
-    </w:p>
-    <w:p>
-      <w:pPr>
-        <w:shd w:fill="E2EFDA" w:val="clear"/>
-        <w:spacing w:after="100" w:line="264"/>
-      </w:pPr>
-      <w:r>
-        <w:rPr>
-          <w:b/>
-          <w:bCs/>
-          <w:color w:val="375623"/>
-        </w:rPr>
-        <w:t xml:space="preserve">4. </w:t>
-      </w:r>
-      <w:r>
-        <w:rPr>
-          <w:b/>
-          <w:bCs/>
-        </w:rPr>
-        <w:t xml:space="preserve">재현율(Recall)</w:t>
-      </w:r>
-      <w:r>
-        <w:t xml:space="preserve">. 실제 참을 놓치지 않는 비율.</w:t>
-      </w:r>
-    </w:p>
-    <w:p>
-      <w:pPr>
-        <w:shd w:fill="E2EFDA" w:val="clear"/>
-        <w:spacing w:after="100" w:line="264"/>
-      </w:pPr>
-      <w:r>
-        <w:rPr>
-          <w:b/>
-          <w:bCs/>
-          <w:color w:val="375623"/>
-        </w:rPr>
-        <w:t xml:space="preserve">5. </w:t>
-      </w:r>
-      <w:r>
-        <w:rPr>
-          <w:b/>
-          <w:bCs/>
-        </w:rPr>
-        <w:t xml:space="preserve">데이터가 불균형할 때</w:t>
-      </w:r>
-      <w:r>
-        <w:t xml:space="preserve"> (예: 정상 99·환자 1이면 다 정상이라 해도 99%).</w:t>
-      </w:r>
-    </w:p>
-    <w:p>
-      <w:pPr>
-        <w:shd w:fill="E2EFDA" w:val="clear"/>
-        <w:spacing w:after="100" w:line="264"/>
-      </w:pPr>
-      <w:r>
-        <w:rPr>
-          <w:b/>
-          <w:bCs/>
-          <w:color w:val="375623"/>
-        </w:rPr>
-        <w:t xml:space="preserve">6. </w:t>
-      </w:r>
-      <w:r>
-        <w:rPr>
-          <w:b/>
-          <w:bCs/>
-        </w:rPr>
-        <w:t xml:space="preserve">과적합(Overfitting)</w:t>
-      </w:r>
-      <w:r>
-        <w:t xml:space="preserve">. 해결: 데이터 늘리기 / 복잡도 낮추기 / 규제(Regularization).</w:t>
-      </w:r>
-    </w:p>
-    <w:p>
-      <w:pPr>
-        <w:shd w:fill="E2EFDA" w:val="clear"/>
-        <w:spacing w:after="100" w:line="264"/>
-      </w:pPr>
-      <w:r>
-        <w:rPr>
-          <w:b/>
-          <w:bCs/>
-          <w:color w:val="375623"/>
-        </w:rPr>
-        <w:t xml:space="preserve">7. </w:t>
-      </w:r>
-      <w:r>
-        <w:rPr>
-          <w:b/>
-          <w:bCs/>
-        </w:rPr>
-        <w:t xml:space="preserve">과소적합(Underfitting)</w:t>
-      </w:r>
-      <w:r>
-        <w:t xml:space="preserve">.</w:t>
-      </w:r>
-    </w:p>
-    <w:p>
-      <w:pPr>
-        <w:shd w:fill="E2EFDA" w:val="clear"/>
-        <w:spacing w:after="100" w:line="264"/>
-      </w:pPr>
-      <w:r>
-        <w:rPr>
-          <w:b/>
-          <w:bCs/>
-          <w:color w:val="375623"/>
-        </w:rPr>
-        <w:t xml:space="preserve">8. </w:t>
-      </w:r>
-      <w:r>
-        <w:rPr>
-          <w:b/>
-          <w:bCs/>
-        </w:rPr>
-        <w:t xml:space="preserve">모델 개발의 마지막에 딱 한 번</w:t>
-      </w:r>
-      <w:r>
-        <w:t xml:space="preserve">. 학습·튜닝에는 절대 사용하지 않는다.</w:t>
-      </w:r>
-    </w:p>
-    <w:p>
-      <w:pPr>
-        <w:shd w:fill="E2EFDA" w:val="clear"/>
-        <w:spacing w:after="100" w:line="264"/>
-      </w:pPr>
-      <w:r>
-        <w:rPr>
-          <w:b/>
-          <w:bCs/>
-          <w:color w:val="375623"/>
-        </w:rPr>
-        <w:t xml:space="preserve">9. </w:t>
-      </w:r>
-      <w:r>
-        <w:rPr>
-          <w:b/>
-          <w:bCs/>
-        </w:rPr>
-        <w:t xml:space="preserve">0.25</w:t>
-      </w:r>
-      <w:r>
-        <w:t xml:space="preserve">. 두 번째 대상이 전체의 80%라, 그 25% = 전체 20%가 되어 60:20:20이 된다.</w:t>
-      </w:r>
-    </w:p>
-    <w:p>
-      <w:pPr>
-        <w:shd w:fill="E2EFDA" w:val="clear"/>
-        <w:spacing w:after="100" w:line="264"/>
-      </w:pPr>
-      <w:r>
-        <w:rPr>
-          <w:b/>
-          <w:bCs/>
-          <w:color w:val="375623"/>
-        </w:rPr>
-        <w:t xml:space="preserve">10. </w:t>
-      </w:r>
-      <w:r>
-        <w:rPr>
-          <w:b/>
-          <w:bCs/>
-        </w:rPr>
-        <w:t xml:space="preserve">stratify</w:t>
-      </w:r>
-      <w:r>
-        <w:t xml:space="preserve"> 옵션 (예: stratify=y).</w:t>
-      </w:r>
-    </w:p>
-    <w:p>
-      <w:pPr>
-        <w:spacing w:after="60"/>
-      </w:pPr>
-      <w:r>
-        <w:t xml:space="preserve"/>
-      </w:r>
-    </w:p>
     <w:tbl>
       <w:tblPr>
         <w:tblW w:type="dxa" w:w="9360"/>
